--- a/個股/強茂2481/260924_野村_強茂2481.docx
+++ b/個股/強茂2481/260924_野村_強茂2481.docx
@@ -138,7 +138,7 @@
           </w:tcPr>
           <w:p>
             <w:r>
-              <w:t>214 元（前值 ★未載）</w:t>
+              <w:t>214 元（前值 195 元；原報告 09/20 已收錄，本頁為 09/24 整理稿再度引述）</w:t>
             </w:r>
           </w:p>
         </w:tc>
